--- a/workload/workload_report.docx
+++ b/workload/workload_report.docx
@@ -2191,6 +2191,1000 @@
         <w:t>HumanEval/MBPP มี token น้อย (~20–30k) → β อาจไม่นิ่งเท่าตัวอื่น.</w:t>
       </w:r>
     </w:p>
+    <w:p>
+      <w:pPr>
+        <w:pStyle w:val="Heading1"/>
+      </w:pPr>
+      <w:r>
+        <w:t>6. week6 — Speedup &amp; curve fitting</w:t>
+      </w:r>
+    </w:p>
+    <w:p>
+      <w:r>
+        <w:t>Flow ของ speedup (STAGE A): corpus → tokenize (Qwen2.5) → วัด feature 2 ตัว (Heaps' β และ PBE P90@1/2/4) พร้อมรัน n-gram spec-decode แบบ simulation (actual_speedup = baseline_steps / spec_steps = token เฉลี่ยที่ accept ต่อรอบ verifier). simulation ตั้ง drafter cost = 0 และ accept อย่างน้อย 1 token/รอบ → ค่า &gt;1 เสมอเชิงกลไก จึงเชื่อ *การเรียงลำดับข้าม dataset* ไม่ใช่ค่าสัมบูรณ์.</w:t>
+      </w:r>
+    </w:p>
+    <w:p>
+      <w:r>
+        <w:t>Flow ของ curve fitting (STAGE B): เอา feature + actual_speedup ทั้ง 12 dataset มา fit linear least squares ได้  pred_speedup = w0 + w1·β + w2·P90@1 + w3·P90@2 + w4·P90@4. feature เข้าแบบแบนๆ (ไม่ใช่ product chain) จึงไม่ต้องพึ่ง depth ที่ไม่ได้วัด (เช่น @3). ปลายทางที่นำไปใช้: workload ใหม่แค่วัด feature (ถูก) แล้วทำนาย speedup ได้เลยโดยไม่ต้องรัน benchmark เต็ม.</w:t>
+      </w:r>
+    </w:p>
+    <w:p>
+      <w:r>
+        <w:drawing>
+          <wp:inline xmlns:a="http://schemas.openxmlformats.org/drawingml/2006/main" xmlns:pic="http://schemas.openxmlformats.org/drawingml/2006/picture">
+            <wp:extent cx="5760720" cy="3340249"/>
+            <wp:docPr id="4" name="Picture 4"/>
+            <wp:cNvGraphicFramePr>
+              <a:graphicFrameLocks noChangeAspect="1"/>
+            </wp:cNvGraphicFramePr>
+            <a:graphic>
+              <a:graphicData uri="http://schemas.openxmlformats.org/drawingml/2006/picture">
+                <pic:pic>
+                  <pic:nvPicPr>
+                    <pic:cNvPr id="0" name="speedup_flow.png"/>
+                    <pic:cNvPicPr/>
+                  </pic:nvPicPr>
+                  <pic:blipFill>
+                    <a:blip r:embed="rId12"/>
+                    <a:stretch>
+                      <a:fillRect/>
+                    </a:stretch>
+                  </pic:blipFill>
+                  <pic:spPr>
+                    <a:xfrm>
+                      <a:off x="0" y="0"/>
+                      <a:ext cx="5760720" cy="3340249"/>
+                    </a:xfrm>
+                    <a:prstGeom prst="rect"/>
+                  </pic:spPr>
+                </pic:pic>
+              </a:graphicData>
+            </a:graphic>
+          </wp:inline>
+        </w:drawing>
+      </w:r>
+    </w:p>
+    <w:p>
+      <w:pPr>
+        <w:pStyle w:val="Caption"/>
+      </w:pPr>
+      <w:r>
+        <w:t>Flow 2 stage: (A) วัด feature + simulation ได้ actual_speedup, (B) fit regression แล้วนำไปทำนาย workload ใหม่โดยไม่ต้อง benchmark.</w:t>
+      </w:r>
+    </w:p>
+    <w:p>
+      <w:r>
+        <w:t>ผลทำนายเทียบค่าจริง (residual = pred − actual):</w:t>
+      </w:r>
+    </w:p>
+    <w:tbl>
+      <w:tblPr>
+        <w:tblStyle w:val="LightGrid-Accent1"/>
+        <w:tblW w:type="auto" w:w="0"/>
+        <w:tblLook w:firstColumn="1" w:firstRow="1" w:lastColumn="0" w:lastRow="0" w:noHBand="0" w:noVBand="1" w:val="04A0"/>
+      </w:tblPr>
+      <w:tblGrid>
+        <w:gridCol w:w="1440"/>
+        <w:gridCol w:w="1440"/>
+        <w:gridCol w:w="1440"/>
+        <w:gridCol w:w="1440"/>
+        <w:gridCol w:w="1440"/>
+        <w:gridCol w:w="1440"/>
+      </w:tblGrid>
+      <w:tr>
+        <w:tc>
+          <w:tcPr>
+            <w:tcW w:type="dxa" w:w="1440"/>
+          </w:tcPr>
+          <w:p>
+            <w:r>
+              <w:t>dataset</w:t>
+            </w:r>
+          </w:p>
+        </w:tc>
+        <w:tc>
+          <w:tcPr>
+            <w:tcW w:type="dxa" w:w="1440"/>
+          </w:tcPr>
+          <w:p>
+            <w:r>
+              <w:t>family</w:t>
+            </w:r>
+          </w:p>
+        </w:tc>
+        <w:tc>
+          <w:tcPr>
+            <w:tcW w:type="dxa" w:w="1440"/>
+          </w:tcPr>
+          <w:p>
+            <w:r>
+              <w:t>β</w:t>
+            </w:r>
+          </w:p>
+        </w:tc>
+        <w:tc>
+          <w:tcPr>
+            <w:tcW w:type="dxa" w:w="1440"/>
+          </w:tcPr>
+          <w:p>
+            <w:r>
+              <w:t>pred</w:t>
+            </w:r>
+          </w:p>
+        </w:tc>
+        <w:tc>
+          <w:tcPr>
+            <w:tcW w:type="dxa" w:w="1440"/>
+          </w:tcPr>
+          <w:p>
+            <w:r>
+              <w:t>actual</w:t>
+            </w:r>
+          </w:p>
+        </w:tc>
+        <w:tc>
+          <w:tcPr>
+            <w:tcW w:type="dxa" w:w="1440"/>
+          </w:tcPr>
+          <w:p>
+            <w:r>
+              <w:t>residual</w:t>
+            </w:r>
+          </w:p>
+        </w:tc>
+      </w:tr>
+      <w:tr>
+        <w:tc>
+          <w:tcPr>
+            <w:tcW w:type="dxa" w:w="1440"/>
+          </w:tcPr>
+          <w:p>
+            <w:r>
+              <w:t>code_humaneval</w:t>
+            </w:r>
+          </w:p>
+        </w:tc>
+        <w:tc>
+          <w:tcPr>
+            <w:tcW w:type="dxa" w:w="1440"/>
+          </w:tcPr>
+          <w:p>
+            <w:r>
+              <w:t>code</w:t>
+            </w:r>
+          </w:p>
+        </w:tc>
+        <w:tc>
+          <w:tcPr>
+            <w:tcW w:type="dxa" w:w="1440"/>
+          </w:tcPr>
+          <w:p>
+            <w:r>
+              <w:t>0.662</w:t>
+            </w:r>
+          </w:p>
+        </w:tc>
+        <w:tc>
+          <w:tcPr>
+            <w:tcW w:type="dxa" w:w="1440"/>
+          </w:tcPr>
+          <w:p>
+            <w:r>
+              <w:t>3.23</w:t>
+            </w:r>
+          </w:p>
+        </w:tc>
+        <w:tc>
+          <w:tcPr>
+            <w:tcW w:type="dxa" w:w="1440"/>
+          </w:tcPr>
+          <w:p>
+            <w:r>
+              <w:t>3.37</w:t>
+            </w:r>
+          </w:p>
+        </w:tc>
+        <w:tc>
+          <w:tcPr>
+            <w:tcW w:type="dxa" w:w="1440"/>
+          </w:tcPr>
+          <w:p>
+            <w:r>
+              <w:t>-0.14</w:t>
+            </w:r>
+          </w:p>
+        </w:tc>
+      </w:tr>
+      <w:tr>
+        <w:tc>
+          <w:tcPr>
+            <w:tcW w:type="dxa" w:w="1440"/>
+          </w:tcPr>
+          <w:p>
+            <w:r>
+              <w:t>code_mbpp</w:t>
+            </w:r>
+          </w:p>
+        </w:tc>
+        <w:tc>
+          <w:tcPr>
+            <w:tcW w:type="dxa" w:w="1440"/>
+          </w:tcPr>
+          <w:p>
+            <w:r>
+              <w:t>code</w:t>
+            </w:r>
+          </w:p>
+        </w:tc>
+        <w:tc>
+          <w:tcPr>
+            <w:tcW w:type="dxa" w:w="1440"/>
+          </w:tcPr>
+          <w:p>
+            <w:r>
+              <w:t>0.696</w:t>
+            </w:r>
+          </w:p>
+        </w:tc>
+        <w:tc>
+          <w:tcPr>
+            <w:tcW w:type="dxa" w:w="1440"/>
+          </w:tcPr>
+          <w:p>
+            <w:r>
+              <w:t>3.34</w:t>
+            </w:r>
+          </w:p>
+        </w:tc>
+        <w:tc>
+          <w:tcPr>
+            <w:tcW w:type="dxa" w:w="1440"/>
+          </w:tcPr>
+          <w:p>
+            <w:r>
+              <w:t>3.42</w:t>
+            </w:r>
+          </w:p>
+        </w:tc>
+        <w:tc>
+          <w:tcPr>
+            <w:tcW w:type="dxa" w:w="1440"/>
+          </w:tcPr>
+          <w:p>
+            <w:r>
+              <w:t>-0.08</w:t>
+            </w:r>
+          </w:p>
+        </w:tc>
+      </w:tr>
+      <w:tr>
+        <w:tc>
+          <w:tcPr>
+            <w:tcW w:type="dxa" w:w="1440"/>
+          </w:tcPr>
+          <w:p>
+            <w:r>
+              <w:t>code_python_instruct</w:t>
+            </w:r>
+          </w:p>
+        </w:tc>
+        <w:tc>
+          <w:tcPr>
+            <w:tcW w:type="dxa" w:w="1440"/>
+          </w:tcPr>
+          <w:p>
+            <w:r>
+              <w:t>code</w:t>
+            </w:r>
+          </w:p>
+        </w:tc>
+        <w:tc>
+          <w:tcPr>
+            <w:tcW w:type="dxa" w:w="1440"/>
+          </w:tcPr>
+          <w:p>
+            <w:r>
+              <w:t>0.708</w:t>
+            </w:r>
+          </w:p>
+        </w:tc>
+        <w:tc>
+          <w:tcPr>
+            <w:tcW w:type="dxa" w:w="1440"/>
+          </w:tcPr>
+          <w:p>
+            <w:r>
+              <w:t>3.38</w:t>
+            </w:r>
+          </w:p>
+        </w:tc>
+        <w:tc>
+          <w:tcPr>
+            <w:tcW w:type="dxa" w:w="1440"/>
+          </w:tcPr>
+          <w:p>
+            <w:r>
+              <w:t>2.96</w:t>
+            </w:r>
+          </w:p>
+        </w:tc>
+        <w:tc>
+          <w:tcPr>
+            <w:tcW w:type="dxa" w:w="1440"/>
+          </w:tcPr>
+          <w:p>
+            <w:r>
+              <w:t>+0.42</w:t>
+            </w:r>
+          </w:p>
+        </w:tc>
+      </w:tr>
+      <w:tr>
+        <w:tc>
+          <w:tcPr>
+            <w:tcW w:type="dxa" w:w="1440"/>
+          </w:tcPr>
+          <w:p>
+            <w:r>
+              <w:t>dialogue_alpaca</w:t>
+            </w:r>
+          </w:p>
+        </w:tc>
+        <w:tc>
+          <w:tcPr>
+            <w:tcW w:type="dxa" w:w="1440"/>
+          </w:tcPr>
+          <w:p>
+            <w:r>
+              <w:t>dialogue</w:t>
+            </w:r>
+          </w:p>
+        </w:tc>
+        <w:tc>
+          <w:tcPr>
+            <w:tcW w:type="dxa" w:w="1440"/>
+          </w:tcPr>
+          <w:p>
+            <w:r>
+              <w:t>0.756</w:t>
+            </w:r>
+          </w:p>
+        </w:tc>
+        <w:tc>
+          <w:tcPr>
+            <w:tcW w:type="dxa" w:w="1440"/>
+          </w:tcPr>
+          <w:p>
+            <w:r>
+              <w:t>3.84</w:t>
+            </w:r>
+          </w:p>
+        </w:tc>
+        <w:tc>
+          <w:tcPr>
+            <w:tcW w:type="dxa" w:w="1440"/>
+          </w:tcPr>
+          <w:p>
+            <w:r>
+              <w:t>3.87</w:t>
+            </w:r>
+          </w:p>
+        </w:tc>
+        <w:tc>
+          <w:tcPr>
+            <w:tcW w:type="dxa" w:w="1440"/>
+          </w:tcPr>
+          <w:p>
+            <w:r>
+              <w:t>-0.03</w:t>
+            </w:r>
+          </w:p>
+        </w:tc>
+      </w:tr>
+      <w:tr>
+        <w:tc>
+          <w:tcPr>
+            <w:tcW w:type="dxa" w:w="1440"/>
+          </w:tcPr>
+          <w:p>
+            <w:r>
+              <w:t>dialogue_dolly</w:t>
+            </w:r>
+          </w:p>
+        </w:tc>
+        <w:tc>
+          <w:tcPr>
+            <w:tcW w:type="dxa" w:w="1440"/>
+          </w:tcPr>
+          <w:p>
+            <w:r>
+              <w:t>dialogue</w:t>
+            </w:r>
+          </w:p>
+        </w:tc>
+        <w:tc>
+          <w:tcPr>
+            <w:tcW w:type="dxa" w:w="1440"/>
+          </w:tcPr>
+          <w:p>
+            <w:r>
+              <w:t>0.768</w:t>
+            </w:r>
+          </w:p>
+        </w:tc>
+        <w:tc>
+          <w:tcPr>
+            <w:tcW w:type="dxa" w:w="1440"/>
+          </w:tcPr>
+          <w:p>
+            <w:r>
+              <w:t>3.81</w:t>
+            </w:r>
+          </w:p>
+        </w:tc>
+        <w:tc>
+          <w:tcPr>
+            <w:tcW w:type="dxa" w:w="1440"/>
+          </w:tcPr>
+          <w:p>
+            <w:r>
+              <w:t>4.03</w:t>
+            </w:r>
+          </w:p>
+        </w:tc>
+        <w:tc>
+          <w:tcPr>
+            <w:tcW w:type="dxa" w:w="1440"/>
+          </w:tcPr>
+          <w:p>
+            <w:r>
+              <w:t>-0.22</w:t>
+            </w:r>
+          </w:p>
+        </w:tc>
+      </w:tr>
+      <w:tr>
+        <w:tc>
+          <w:tcPr>
+            <w:tcW w:type="dxa" w:w="1440"/>
+          </w:tcPr>
+          <w:p>
+            <w:r>
+              <w:t>dialogue_samsum</w:t>
+            </w:r>
+          </w:p>
+        </w:tc>
+        <w:tc>
+          <w:tcPr>
+            <w:tcW w:type="dxa" w:w="1440"/>
+          </w:tcPr>
+          <w:p>
+            <w:r>
+              <w:t>dialogue</w:t>
+            </w:r>
+          </w:p>
+        </w:tc>
+        <w:tc>
+          <w:tcPr>
+            <w:tcW w:type="dxa" w:w="1440"/>
+          </w:tcPr>
+          <w:p>
+            <w:r>
+              <w:t>0.688</w:t>
+            </w:r>
+          </w:p>
+        </w:tc>
+        <w:tc>
+          <w:tcPr>
+            <w:tcW w:type="dxa" w:w="1440"/>
+          </w:tcPr>
+          <w:p>
+            <w:r>
+              <w:t>3.31</w:t>
+            </w:r>
+          </w:p>
+        </w:tc>
+        <w:tc>
+          <w:tcPr>
+            <w:tcW w:type="dxa" w:w="1440"/>
+          </w:tcPr>
+          <w:p>
+            <w:r>
+              <w:t>3.27</w:t>
+            </w:r>
+          </w:p>
+        </w:tc>
+        <w:tc>
+          <w:tcPr>
+            <w:tcW w:type="dxa" w:w="1440"/>
+          </w:tcPr>
+          <w:p>
+            <w:r>
+              <w:t>+0.04</w:t>
+            </w:r>
+          </w:p>
+        </w:tc>
+      </w:tr>
+      <w:tr>
+        <w:tc>
+          <w:tcPr>
+            <w:tcW w:type="dxa" w:w="1440"/>
+          </w:tcPr>
+          <w:p>
+            <w:r>
+              <w:t>math_gsm8k</w:t>
+            </w:r>
+          </w:p>
+        </w:tc>
+        <w:tc>
+          <w:tcPr>
+            <w:tcW w:type="dxa" w:w="1440"/>
+          </w:tcPr>
+          <w:p>
+            <w:r>
+              <w:t>math</w:t>
+            </w:r>
+          </w:p>
+        </w:tc>
+        <w:tc>
+          <w:tcPr>
+            <w:tcW w:type="dxa" w:w="1440"/>
+          </w:tcPr>
+          <w:p>
+            <w:r>
+              <w:t>0.632</w:t>
+            </w:r>
+          </w:p>
+        </w:tc>
+        <w:tc>
+          <w:tcPr>
+            <w:tcW w:type="dxa" w:w="1440"/>
+          </w:tcPr>
+          <w:p>
+            <w:r>
+              <w:t>2.53</w:t>
+            </w:r>
+          </w:p>
+        </w:tc>
+        <w:tc>
+          <w:tcPr>
+            <w:tcW w:type="dxa" w:w="1440"/>
+          </w:tcPr>
+          <w:p>
+            <w:r>
+              <w:t>2.35</w:t>
+            </w:r>
+          </w:p>
+        </w:tc>
+        <w:tc>
+          <w:tcPr>
+            <w:tcW w:type="dxa" w:w="1440"/>
+          </w:tcPr>
+          <w:p>
+            <w:r>
+              <w:t>+0.18</w:t>
+            </w:r>
+          </w:p>
+        </w:tc>
+      </w:tr>
+      <w:tr>
+        <w:tc>
+          <w:tcPr>
+            <w:tcW w:type="dxa" w:w="1440"/>
+          </w:tcPr>
+          <w:p>
+            <w:r>
+              <w:t>math_math</w:t>
+            </w:r>
+          </w:p>
+        </w:tc>
+        <w:tc>
+          <w:tcPr>
+            <w:tcW w:type="dxa" w:w="1440"/>
+          </w:tcPr>
+          <w:p>
+            <w:r>
+              <w:t>math</w:t>
+            </w:r>
+          </w:p>
+        </w:tc>
+        <w:tc>
+          <w:tcPr>
+            <w:tcW w:type="dxa" w:w="1440"/>
+          </w:tcPr>
+          <w:p>
+            <w:r>
+              <w:t>0.576</w:t>
+            </w:r>
+          </w:p>
+        </w:tc>
+        <w:tc>
+          <w:tcPr>
+            <w:tcW w:type="dxa" w:w="1440"/>
+          </w:tcPr>
+          <w:p>
+            <w:r>
+              <w:t>2.18</w:t>
+            </w:r>
+          </w:p>
+        </w:tc>
+        <w:tc>
+          <w:tcPr>
+            <w:tcW w:type="dxa" w:w="1440"/>
+          </w:tcPr>
+          <w:p>
+            <w:r>
+              <w:t>2.22</w:t>
+            </w:r>
+          </w:p>
+        </w:tc>
+        <w:tc>
+          <w:tcPr>
+            <w:tcW w:type="dxa" w:w="1440"/>
+          </w:tcPr>
+          <w:p>
+            <w:r>
+              <w:t>-0.04</w:t>
+            </w:r>
+          </w:p>
+        </w:tc>
+      </w:tr>
+      <w:tr>
+        <w:tc>
+          <w:tcPr>
+            <w:tcW w:type="dxa" w:w="1440"/>
+          </w:tcPr>
+          <w:p>
+            <w:r>
+              <w:t>math_metamath</w:t>
+            </w:r>
+          </w:p>
+        </w:tc>
+        <w:tc>
+          <w:tcPr>
+            <w:tcW w:type="dxa" w:w="1440"/>
+          </w:tcPr>
+          <w:p>
+            <w:r>
+              <w:t>math</w:t>
+            </w:r>
+          </w:p>
+        </w:tc>
+        <w:tc>
+          <w:tcPr>
+            <w:tcW w:type="dxa" w:w="1440"/>
+          </w:tcPr>
+          <w:p>
+            <w:r>
+              <w:t>0.603</w:t>
+            </w:r>
+          </w:p>
+        </w:tc>
+        <w:tc>
+          <w:tcPr>
+            <w:tcW w:type="dxa" w:w="1440"/>
+          </w:tcPr>
+          <w:p>
+            <w:r>
+              <w:t>2.20</w:t>
+            </w:r>
+          </w:p>
+        </w:tc>
+        <w:tc>
+          <w:tcPr>
+            <w:tcW w:type="dxa" w:w="1440"/>
+          </w:tcPr>
+          <w:p>
+            <w:r>
+              <w:t>2.33</w:t>
+            </w:r>
+          </w:p>
+        </w:tc>
+        <w:tc>
+          <w:tcPr>
+            <w:tcW w:type="dxa" w:w="1440"/>
+          </w:tcPr>
+          <w:p>
+            <w:r>
+              <w:t>-0.13</w:t>
+            </w:r>
+          </w:p>
+        </w:tc>
+      </w:tr>
+      <w:tr>
+        <w:tc>
+          <w:tcPr>
+            <w:tcW w:type="dxa" w:w="1440"/>
+          </w:tcPr>
+          <w:p>
+            <w:r>
+              <w:t>nl_cnndailymail</w:t>
+            </w:r>
+          </w:p>
+        </w:tc>
+        <w:tc>
+          <w:tcPr>
+            <w:tcW w:type="dxa" w:w="1440"/>
+          </w:tcPr>
+          <w:p>
+            <w:r>
+              <w:t>nl</w:t>
+            </w:r>
+          </w:p>
+        </w:tc>
+        <w:tc>
+          <w:tcPr>
+            <w:tcW w:type="dxa" w:w="1440"/>
+          </w:tcPr>
+          <w:p>
+            <w:r>
+              <w:t>0.671</w:t>
+            </w:r>
+          </w:p>
+        </w:tc>
+        <w:tc>
+          <w:tcPr>
+            <w:tcW w:type="dxa" w:w="1440"/>
+          </w:tcPr>
+          <w:p>
+            <w:r>
+              <w:t>3.26</w:t>
+            </w:r>
+          </w:p>
+        </w:tc>
+        <w:tc>
+          <w:tcPr>
+            <w:tcW w:type="dxa" w:w="1440"/>
+          </w:tcPr>
+          <w:p>
+            <w:r>
+              <w:t>3.11</w:t>
+            </w:r>
+          </w:p>
+        </w:tc>
+        <w:tc>
+          <w:tcPr>
+            <w:tcW w:type="dxa" w:w="1440"/>
+          </w:tcPr>
+          <w:p>
+            <w:r>
+              <w:t>+0.15</w:t>
+            </w:r>
+          </w:p>
+        </w:tc>
+      </w:tr>
+      <w:tr>
+        <w:tc>
+          <w:tcPr>
+            <w:tcW w:type="dxa" w:w="1440"/>
+          </w:tcPr>
+          <w:p>
+            <w:r>
+              <w:t>nl_openwebtext</w:t>
+            </w:r>
+          </w:p>
+        </w:tc>
+        <w:tc>
+          <w:tcPr>
+            <w:tcW w:type="dxa" w:w="1440"/>
+          </w:tcPr>
+          <w:p>
+            <w:r>
+              <w:t>nl</w:t>
+            </w:r>
+          </w:p>
+        </w:tc>
+        <w:tc>
+          <w:tcPr>
+            <w:tcW w:type="dxa" w:w="1440"/>
+          </w:tcPr>
+          <w:p>
+            <w:r>
+              <w:t>0.688</w:t>
+            </w:r>
+          </w:p>
+        </w:tc>
+        <w:tc>
+          <w:tcPr>
+            <w:tcW w:type="dxa" w:w="1440"/>
+          </w:tcPr>
+          <w:p>
+            <w:r>
+              <w:t>3.31</w:t>
+            </w:r>
+          </w:p>
+        </w:tc>
+        <w:tc>
+          <w:tcPr>
+            <w:tcW w:type="dxa" w:w="1440"/>
+          </w:tcPr>
+          <w:p>
+            <w:r>
+              <w:t>3.53</w:t>
+            </w:r>
+          </w:p>
+        </w:tc>
+        <w:tc>
+          <w:tcPr>
+            <w:tcW w:type="dxa" w:w="1440"/>
+          </w:tcPr>
+          <w:p>
+            <w:r>
+              <w:t>-0.21</w:t>
+            </w:r>
+          </w:p>
+        </w:tc>
+      </w:tr>
+      <w:tr>
+        <w:tc>
+          <w:tcPr>
+            <w:tcW w:type="dxa" w:w="1440"/>
+          </w:tcPr>
+          <w:p>
+            <w:r>
+              <w:t>nl_wikitext103</w:t>
+            </w:r>
+          </w:p>
+        </w:tc>
+        <w:tc>
+          <w:tcPr>
+            <w:tcW w:type="dxa" w:w="1440"/>
+          </w:tcPr>
+          <w:p>
+            <w:r>
+              <w:t>nl</w:t>
+            </w:r>
+          </w:p>
+        </w:tc>
+        <w:tc>
+          <w:tcPr>
+            <w:tcW w:type="dxa" w:w="1440"/>
+          </w:tcPr>
+          <w:p>
+            <w:r>
+              <w:t>0.746</w:t>
+            </w:r>
+          </w:p>
+        </w:tc>
+        <w:tc>
+          <w:tcPr>
+            <w:tcW w:type="dxa" w:w="1440"/>
+          </w:tcPr>
+          <w:p>
+            <w:r>
+              <w:t>3.81</w:t>
+            </w:r>
+          </w:p>
+        </w:tc>
+        <w:tc>
+          <w:tcPr>
+            <w:tcW w:type="dxa" w:w="1440"/>
+          </w:tcPr>
+          <w:p>
+            <w:r>
+              <w:t>3.74</w:t>
+            </w:r>
+          </w:p>
+        </w:tc>
+        <w:tc>
+          <w:tcPr>
+            <w:tcW w:type="dxa" w:w="1440"/>
+          </w:tcPr>
+          <w:p>
+            <w:r>
+              <w:t>+0.07</w:t>
+            </w:r>
+          </w:p>
+        </w:tc>
+      </w:tr>
+    </w:tbl>
+    <w:p>
+      <w:r>
+        <w:t>ผลการ fit (nested models, linear least squares, in-sample):</w:t>
+      </w:r>
+    </w:p>
+    <w:p>
+      <w:pPr>
+        <w:pStyle w:val="NoSpacing"/>
+      </w:pPr>
+      <w:r>
+        <w:t>fit: actual_speedup ~ features (12 datasets, linear least squares, in-sample)</w:t>
+        <w:br/>
+        <w:br/>
+        <w:t xml:space="preserve">  [β, P90@1, P90@2, P90@4] R²=0.908 MAE=0.143 RMSE=0.178</w:t>
+        <w:br/>
+        <w:t xml:space="preserve">      actual_speedup = +3.200·β + -0.311·P90@1 + +0.673·P90@2 + -0.603·P90@4 +1.593</w:t>
+        <w:br/>
+        <w:t xml:space="preserve">      per-family MAE: code=0.21  dialogue=0.10  math=0.12  nl=0.15</w:t>
+        <w:br/>
+        <w:t xml:space="preserve">  [β, P90@1, P90@2       ] R²=0.853 MAE=0.160 RMSE=0.224</w:t>
+        <w:br/>
+        <w:t xml:space="preserve">      actual_speedup = +9.465·β + -0.007·P90@1 + -0.000·P90@2 -3.264</w:t>
+        <w:br/>
+        <w:t xml:space="preserve">      per-family MAE: code=0.32  dialogue=0.03  math=0.16  nl=0.12</w:t>
+        <w:br/>
+        <w:t xml:space="preserve">  [β, P90@1              ] R²=0.853 MAE=0.160 RMSE=0.224</w:t>
+        <w:br/>
+        <w:t xml:space="preserve">      actual_speedup = +9.468·β + -0.008·P90@1 -3.266</w:t>
+        <w:br/>
+        <w:t xml:space="preserve">      per-family MAE: code=0.32  dialogue=0.03  math=0.16  nl=0.12</w:t>
+        <w:br/>
+        <w:t xml:space="preserve">  [β                     ] R²=0.853 MAE=0.160 RMSE=0.224</w:t>
+        <w:br/>
+        <w:t xml:space="preserve">      actual_speedup = +9.548·β -3.335</w:t>
+        <w:br/>
+        <w:t xml:space="preserve">      per-family MAE: code=0.32  dialogue=0.03  math=0.16  nl=0.12</w:t>
+      </w:r>
+    </w:p>
+    <w:p>
+      <w:r>
+        <w:drawing>
+          <wp:inline xmlns:a="http://schemas.openxmlformats.org/drawingml/2006/main" xmlns:pic="http://schemas.openxmlformats.org/drawingml/2006/picture">
+            <wp:extent cx="5760720" cy="2012549"/>
+            <wp:docPr id="5" name="Picture 5"/>
+            <wp:cNvGraphicFramePr>
+              <a:graphicFrameLocks noChangeAspect="1"/>
+            </wp:cNvGraphicFramePr>
+            <a:graphic>
+              <a:graphicData uri="http://schemas.openxmlformats.org/drawingml/2006/picture">
+                <pic:pic>
+                  <pic:nvPicPr>
+                    <pic:cNvPr id="0" name="speedup_plot.png"/>
+                    <pic:cNvPicPr/>
+                  </pic:nvPicPr>
+                  <pic:blipFill>
+                    <a:blip r:embed="rId13"/>
+                    <a:stretch>
+                      <a:fillRect/>
+                    </a:stretch>
+                  </pic:blipFill>
+                  <pic:spPr>
+                    <a:xfrm>
+                      <a:off x="0" y="0"/>
+                      <a:ext cx="5760720" cy="2012549"/>
+                    </a:xfrm>
+                    <a:prstGeom prst="rect"/>
+                  </pic:spPr>
+                </pic:pic>
+              </a:graphicData>
+            </a:graphic>
+          </wp:inline>
+        </w:drawing>
+      </w:r>
+    </w:p>
+    <w:p>
+      <w:pPr>
+        <w:pStyle w:val="Caption"/>
+      </w:pPr>
+      <w:r>
+        <w:t>(1) β vs actual + เส้น fit, (2) predicted vs actual (เส้นทแยง = ทำนายเป๊ะ), (3) bar chart ต่อ dataset เรียงตาม actual_speedup.</w:t>
+      </w:r>
+    </w:p>
+    <w:p>
+      <w:pPr>
+        <w:pStyle w:val="ListBullet"/>
+      </w:pPr>
+      <w:r>
+        <w:t>β เป็น feature ที่อธิบาย speedup ได้มากสุด — โมเดล β เดี่ยวก็ R² สูงแล้ว.</w:t>
+      </w:r>
+    </w:p>
+    <w:p>
+      <w:pPr>
+        <w:pStyle w:val="ListBullet"/>
+      </w:pPr>
+      <w:r>
+        <w:t>dialogue/nl (ซ้ำเยอะ เดาง่าย) speedup สูงสุด ~3.8–4.0; math (ยาก) ต่ำสุด ~2.2.</w:t>
+      </w:r>
+    </w:p>
+    <w:p>
+      <w:pPr>
+        <w:pStyle w:val="ListBullet"/>
+      </w:pPr>
+      <w:r>
+        <w:t>ขั้นถัดไป: รัน wall-clock จริง (มี drafter cost) ทับ simulation แล้ว fit ใหม่ — โค้ดไม่ต้องแก้ แค่ bench_results.json เปลี่ยน.</w:t>
+      </w:r>
+    </w:p>
     <w:sectPr>
       <w:pgSz w:w="12240" w:h="15840"/>
       <w:pgMar w:top="1440" w:right="1800" w:bottom="1440" w:left="1800" w:header="720" w:footer="720" w:gutter="0"/>
